--- a/IGI/LR2 СТРВП 2024.docx
+++ b/IGI/LR2 СТРВП 2024.docx
@@ -1,6 +1,6 @@
 
 <file path=word/document.xml><?xml version="1.0" encoding="utf-8"?>
-<w:document xmlns:wpc="http://schemas.microsoft.com/office/word/2010/wordprocessingCanvas" xmlns:cx="http://schemas.microsoft.com/office/drawing/2014/chartex" xmlns:cx1="http://schemas.microsoft.com/office/drawing/2015/9/8/chartex" xmlns:mc="http://schemas.openxmlformats.org/markup-compatibility/2006" xmlns:o="urn:schemas-microsoft-com:office:office" xmlns:r="http://schemas.openxmlformats.org/officeDocument/2006/relationships" xmlns:m="http://schemas.openxmlformats.org/officeDocument/2006/math" xmlns:v="urn:schemas-microsoft-com:vml" xmlns:wp14="http://schemas.microsoft.com/office/word/2010/wordprocessingDrawing" xmlns:wp="http://schemas.openxmlformats.org/drawingml/2006/wordprocessingDrawing" xmlns:w10="urn:schemas-microsoft-com:office:word" xmlns:w="http://schemas.openxmlformats.org/wordprocessingml/2006/main" xmlns:w14="http://schemas.microsoft.com/office/word/2010/wordml" xmlns:w15="http://schemas.microsoft.com/office/word/2012/wordml" xmlns:w16se="http://schemas.microsoft.com/office/word/2015/wordml/symex" xmlns:wpg="http://schemas.microsoft.com/office/word/2010/wordprocessingGroup" xmlns:wpi="http://schemas.microsoft.com/office/word/2010/wordprocessingInk" xmlns:wne="http://schemas.microsoft.com/office/word/2006/wordml" xmlns:wps="http://schemas.microsoft.com/office/word/2010/wordprocessingShape" mc:Ignorable="w14 w15 w16se wp14">
+<w:document xmlns:wpc="http://schemas.microsoft.com/office/word/2010/wordprocessingCanvas" xmlns:cx="http://schemas.microsoft.com/office/drawing/2014/chartex" xmlns:mc="http://schemas.openxmlformats.org/markup-compatibility/2006" xmlns:o="urn:schemas-microsoft-com:office:office" xmlns:r="http://schemas.openxmlformats.org/officeDocument/2006/relationships" xmlns:m="http://schemas.openxmlformats.org/officeDocument/2006/math" xmlns:v="urn:schemas-microsoft-com:vml" xmlns:wp14="http://schemas.microsoft.com/office/word/2010/wordprocessingDrawing" xmlns:wp="http://schemas.openxmlformats.org/drawingml/2006/wordprocessingDrawing" xmlns:w10="urn:schemas-microsoft-com:office:word" xmlns:w="http://schemas.openxmlformats.org/wordprocessingml/2006/main" xmlns:w14="http://schemas.microsoft.com/office/word/2010/wordml" xmlns:w15="http://schemas.microsoft.com/office/word/2012/wordml" xmlns:w16se="http://schemas.microsoft.com/office/word/2015/wordml/symex" xmlns:wpg="http://schemas.microsoft.com/office/word/2010/wordprocessingGroup" xmlns:wpi="http://schemas.microsoft.com/office/word/2010/wordprocessingInk" xmlns:wne="http://schemas.microsoft.com/office/word/2006/wordml" xmlns:wps="http://schemas.microsoft.com/office/word/2010/wordprocessingShape" mc:Ignorable="w14 w15 w16se wp14">
   <w:body>
     <w:p>
       <w:pPr>
@@ -492,11 +492,13 @@
       <w:pPr>
         <w:ind w:firstLine="720"/>
         <w:rPr>
-          <w:lang w:val="ru-RU"/>
-        </w:rPr>
-      </w:pPr>
-      <w:r>
-        <w:rPr>
+          <w:highlight w:val="yellow"/>
+          <w:lang w:val="ru-RU"/>
+        </w:rPr>
+      </w:pPr>
+      <w:r>
+        <w:rPr>
+          <w:highlight w:val="yellow"/>
           <w:lang w:val="ru-RU"/>
         </w:rPr>
         <w:t>динамическое состояние для ссылок – различные стили для посещенных, не посещенных, при наведении курсора, нажатых; для элементов в фокусе</w:t>
@@ -511,27 +513,24 @@
       </w:pPr>
       <w:r>
         <w:rPr>
+          <w:highlight w:val="yellow"/>
           <w:lang w:val="ru-RU"/>
         </w:rPr>
         <w:t xml:space="preserve">различные стили для элементов в списке и таблице в зависимости от положения элементов – первый, последний, </w:t>
       </w:r>
       <w:r>
         <w:rPr>
+          <w:highlight w:val="yellow"/>
           <w:lang w:val="en-US"/>
         </w:rPr>
         <w:t>n</w:t>
       </w:r>
       <w:r>
         <w:rPr>
-          <w:lang w:val="ru-RU"/>
-        </w:rPr>
-        <w:t>-</w:t>
-      </w:r>
-      <w:r>
-        <w:rPr>
-          <w:lang w:val="ru-RU"/>
-        </w:rPr>
-        <w:t>й</w:t>
+          <w:highlight w:val="yellow"/>
+          <w:lang w:val="ru-RU"/>
+        </w:rPr>
+        <w:t>-й</w:t>
       </w:r>
     </w:p>
     <w:p>
@@ -543,6 +542,7 @@
       </w:pPr>
       <w:r>
         <w:rPr>
+          <w:highlight w:val="yellow"/>
           <w:lang w:val="ru-RU"/>
         </w:rPr>
         <w:t xml:space="preserve">выделить стилями </w:t>
@@ -550,12 +550,14 @@
       <w:r>
         <w:rPr>
           <w:b/>
+          <w:highlight w:val="yellow"/>
           <w:lang w:val="ru-RU"/>
         </w:rPr>
         <w:t>доступные, обязательные и заблокированные</w:t>
       </w:r>
       <w:r>
         <w:rPr>
+          <w:highlight w:val="yellow"/>
           <w:lang w:val="ru-RU"/>
         </w:rPr>
         <w:t xml:space="preserve"> элементы формы, элементы со </w:t>
@@ -563,12 +565,14 @@
       <w:r>
         <w:rPr>
           <w:b/>
+          <w:highlight w:val="yellow"/>
           <w:lang w:val="ru-RU"/>
         </w:rPr>
         <w:t>значениями вне диапазона</w:t>
       </w:r>
       <w:r>
         <w:rPr>
+          <w:highlight w:val="yellow"/>
           <w:lang w:val="ru-RU"/>
         </w:rPr>
         <w:t xml:space="preserve">, включенные </w:t>
@@ -576,6 +580,7 @@
       <w:r>
         <w:rPr>
           <w:b/>
+          <w:highlight w:val="yellow"/>
           <w:lang w:val="ru-RU"/>
         </w:rPr>
         <w:t>флажки и переключатели</w:t>
@@ -590,6 +595,7 @@
       </w:pPr>
       <w:r>
         <w:rPr>
+          <w:highlight w:val="yellow"/>
           <w:lang w:val="ru-RU"/>
         </w:rPr>
         <w:t xml:space="preserve">отображение кавычек в зависимости от </w:t>
@@ -597,12 +603,14 @@
       <w:r>
         <w:rPr>
           <w:b/>
+          <w:highlight w:val="yellow"/>
           <w:lang w:val="ru-RU"/>
         </w:rPr>
         <w:t>языка</w:t>
       </w:r>
       <w:r>
         <w:rPr>
+          <w:highlight w:val="yellow"/>
           <w:lang w:val="ru-RU"/>
         </w:rPr>
         <w:t xml:space="preserve"> цитаты</w:t>
@@ -648,6 +656,12 @@
           <w:lang w:val="ru-RU"/>
         </w:rPr>
         <w:tab/>
+      </w:r>
+      <w:r>
+        <w:rPr>
+          <w:highlight w:val="yellow"/>
+          <w:lang w:val="ru-RU"/>
+        </w:rPr>
         <w:t>выделить первую букву (или строку) текста абзаца в статье</w:t>
       </w:r>
     </w:p>
@@ -663,6 +677,12 @@
         </w:rPr>
         <w:lastRenderedPageBreak/>
         <w:tab/>
+      </w:r>
+      <w:r>
+        <w:rPr>
+          <w:highlight w:val="yellow"/>
+          <w:lang w:val="ru-RU"/>
+        </w:rPr>
         <w:t>добавить контекст в начале и конце фрагмента текста</w:t>
       </w:r>
     </w:p>
@@ -677,6 +697,12 @@
           <w:lang w:val="ru-RU"/>
         </w:rPr>
         <w:tab/>
+      </w:r>
+      <w:r>
+        <w:rPr>
+          <w:highlight w:val="yellow"/>
+          <w:lang w:val="ru-RU"/>
+        </w:rPr>
         <w:t>один из списков оформить маркерами – символами юникода</w:t>
       </w:r>
     </w:p>
@@ -691,6 +717,12 @@
           <w:lang w:val="ru-RU"/>
         </w:rPr>
         <w:tab/>
+      </w:r>
+      <w:r>
+        <w:rPr>
+          <w:highlight w:val="yellow"/>
+          <w:lang w:val="ru-RU"/>
+        </w:rPr>
         <w:t>изменять стиль при выделении текста</w:t>
       </w:r>
     </w:p>
@@ -709,6 +741,7 @@
       </w:pPr>
       <w:r>
         <w:rPr>
+          <w:highlight w:val="yellow"/>
           <w:lang w:val="ru-RU"/>
         </w:rPr>
         <w:t xml:space="preserve">подключить </w:t>
@@ -716,12 +749,14 @@
       <w:r>
         <w:rPr>
           <w:b/>
+          <w:highlight w:val="yellow"/>
           <w:lang w:val="ru-RU"/>
         </w:rPr>
         <w:t>шрифты</w:t>
       </w:r>
       <w:r>
         <w:rPr>
+          <w:highlight w:val="yellow"/>
           <w:lang w:val="ru-RU"/>
         </w:rPr>
         <w:t>: основной (из службы шрифтов), альтернативный, семейство шрифтов</w:t>
@@ -743,24 +778,28 @@
       <w:r>
         <w:rPr>
           <w:b/>
+          <w:highlight w:val="yellow"/>
           <w:lang w:val="ru-RU"/>
         </w:rPr>
         <w:t>медиа-запросы</w:t>
       </w:r>
       <w:r>
         <w:rPr>
+          <w:highlight w:val="yellow"/>
           <w:lang w:val="ru-RU"/>
         </w:rPr>
         <w:t xml:space="preserve"> для отображения страниц в зависимости от ширины </w:t>
       </w:r>
       <w:r>
         <w:rPr>
+          <w:highlight w:val="yellow"/>
           <w:lang w:val="ru-RU"/>
         </w:rPr>
         <w:t xml:space="preserve">и высоты </w:t>
       </w:r>
       <w:r>
         <w:rPr>
+          <w:highlight w:val="yellow"/>
           <w:lang w:val="ru-RU"/>
         </w:rPr>
         <w:t>области отображения</w:t>
@@ -769,11 +808,15 @@
     <w:p>
       <w:pPr>
         <w:rPr>
-          <w:lang w:val="ru-RU"/>
-        </w:rPr>
-      </w:pPr>
-      <w:r>
-        <w:rPr>
+          <w:highlight w:val="yellow"/>
+          <w:lang w:val="ru-RU"/>
+        </w:rPr>
+      </w:pPr>
+      <w:bookmarkStart w:id="0" w:name="_GoBack"/>
+      <w:bookmarkEnd w:id="0"/>
+      <w:r>
+        <w:rPr>
+          <w:highlight w:val="yellow"/>
           <w:lang w:val="ru-RU"/>
         </w:rPr>
         <w:t xml:space="preserve">Изменять </w:t>
@@ -781,12 +824,14 @@
       <w:r>
         <w:rPr>
           <w:b/>
+          <w:highlight w:val="yellow"/>
           <w:lang w:val="ru-RU"/>
         </w:rPr>
         <w:t>вид курсора</w:t>
       </w:r>
       <w:r>
         <w:rPr>
+          <w:highlight w:val="yellow"/>
           <w:lang w:val="ru-RU"/>
         </w:rPr>
         <w:t xml:space="preserve"> при наведении на кнопки </w:t>
@@ -800,6 +845,7 @@
       </w:pPr>
       <w:r>
         <w:rPr>
+          <w:highlight w:val="yellow"/>
           <w:lang w:val="ru-RU"/>
         </w:rPr>
         <w:t xml:space="preserve">Для отображения любого </w:t>
@@ -807,12 +853,14 @@
       <w:r>
         <w:rPr>
           <w:b/>
+          <w:highlight w:val="yellow"/>
           <w:lang w:val="ru-RU"/>
         </w:rPr>
         <w:t>текстового фрагмента</w:t>
       </w:r>
       <w:r>
         <w:rPr>
+          <w:highlight w:val="yellow"/>
           <w:lang w:val="ru-RU"/>
         </w:rPr>
         <w:t xml:space="preserve"> настроить:</w:t>
@@ -827,20 +875,29 @@
       </w:pPr>
       <w:r>
         <w:rPr>
-          <w:lang w:val="ru-RU"/>
-        </w:rPr>
-        <w:t xml:space="preserve">отступы и поля, </w:t>
+          <w:highlight w:val="yellow"/>
+          <w:lang w:val="ru-RU"/>
+        </w:rPr>
+        <w:t>отступы и поля,</w:t>
+      </w:r>
+      <w:r>
+        <w:rPr>
+          <w:lang w:val="ru-RU"/>
+        </w:rPr>
+        <w:t xml:space="preserve"> </w:t>
       </w:r>
     </w:p>
     <w:p>
       <w:pPr>
         <w:ind w:left="720"/>
         <w:rPr>
-          <w:lang w:val="ru-RU"/>
-        </w:rPr>
-      </w:pPr>
-      <w:r>
-        <w:rPr>
+          <w:highlight w:val="yellow"/>
+          <w:lang w:val="ru-RU"/>
+        </w:rPr>
+      </w:pPr>
+      <w:r>
+        <w:rPr>
+          <w:highlight w:val="yellow"/>
           <w:lang w:val="ru-RU"/>
         </w:rPr>
         <w:t xml:space="preserve">заголовки (или любой другой фрагмент текста) оформить с помощью </w:t>
@@ -848,6 +905,7 @@
       <w:proofErr w:type="spellStart"/>
       <w:r>
         <w:rPr>
+          <w:highlight w:val="yellow"/>
           <w:lang w:val="ru-RU"/>
         </w:rPr>
         <w:t>text-transform</w:t>
@@ -858,11 +916,13 @@
       <w:pPr>
         <w:ind w:left="720"/>
         <w:rPr>
-          <w:lang w:val="ru-RU"/>
-        </w:rPr>
-      </w:pPr>
-      <w:r>
-        <w:rPr>
+          <w:highlight w:val="yellow"/>
+          <w:lang w:val="ru-RU"/>
+        </w:rPr>
+      </w:pPr>
+      <w:r>
+        <w:rPr>
+          <w:highlight w:val="yellow"/>
           <w:lang w:val="ru-RU"/>
         </w:rPr>
         <w:t xml:space="preserve">красную строку, </w:t>
@@ -877,9 +937,16 @@
       </w:pPr>
       <w:r>
         <w:rPr>
-          <w:lang w:val="ru-RU"/>
-        </w:rPr>
-        <w:t xml:space="preserve">межстрочный интервал, </w:t>
+          <w:highlight w:val="yellow"/>
+          <w:lang w:val="ru-RU"/>
+        </w:rPr>
+        <w:t>межстрочный интервал,</w:t>
+      </w:r>
+      <w:r>
+        <w:rPr>
+          <w:lang w:val="ru-RU"/>
+        </w:rPr>
+        <w:t xml:space="preserve"> </w:t>
       </w:r>
     </w:p>
     <w:p>
@@ -891,6 +958,7 @@
       </w:pPr>
       <w:r>
         <w:rPr>
+          <w:highlight w:val="yellow"/>
           <w:lang w:val="ru-RU"/>
         </w:rPr>
         <w:t xml:space="preserve">любой фрагмент оформить капителью (или использовать расширенные возможности </w:t>
@@ -898,6 +966,7 @@
       <w:proofErr w:type="spellStart"/>
       <w:r>
         <w:rPr>
+          <w:highlight w:val="yellow"/>
           <w:lang w:val="ru-RU"/>
         </w:rPr>
         <w:t>font-</w:t>
@@ -905,6 +974,7 @@
       <w:proofErr w:type="gramStart"/>
       <w:r>
         <w:rPr>
+          <w:highlight w:val="yellow"/>
           <w:lang w:val="ru-RU"/>
         </w:rPr>
         <w:t>variant</w:t>
@@ -912,6 +982,7 @@
       <w:proofErr w:type="spellEnd"/>
       <w:r>
         <w:rPr>
+          <w:highlight w:val="yellow"/>
           <w:lang w:val="ru-RU"/>
         </w:rPr>
         <w:t xml:space="preserve"> )</w:t>
@@ -922,11 +993,13 @@
       <w:pPr>
         <w:ind w:left="720"/>
         <w:rPr>
-          <w:lang w:val="ru-RU"/>
-        </w:rPr>
-      </w:pPr>
-      <w:r>
-        <w:rPr>
+          <w:highlight w:val="yellow"/>
+          <w:lang w:val="ru-RU"/>
+        </w:rPr>
+      </w:pPr>
+      <w:r>
+        <w:rPr>
+          <w:highlight w:val="yellow"/>
           <w:lang w:val="ru-RU"/>
         </w:rPr>
         <w:t>интервал между словами и символами</w:t>
@@ -941,6 +1014,7 @@
       </w:pPr>
       <w:r>
         <w:rPr>
+          <w:highlight w:val="yellow"/>
           <w:lang w:val="ru-RU"/>
         </w:rPr>
         <w:t>перенос и разрыв слов</w:t>
@@ -955,9 +1029,16 @@
       </w:pPr>
       <w:r>
         <w:rPr>
-          <w:lang w:val="ru-RU"/>
-        </w:rPr>
-        <w:t xml:space="preserve">шрифты, выравнивание текста, позиционирование блоков для расположения на странице </w:t>
+          <w:highlight w:val="yellow"/>
+          <w:lang w:val="ru-RU"/>
+        </w:rPr>
+        <w:t>шрифты, выравнивание текста, позиционирование блоков для расположения на странице</w:t>
+      </w:r>
+      <w:r>
+        <w:rPr>
+          <w:lang w:val="ru-RU"/>
+        </w:rPr>
+        <w:t xml:space="preserve"> </w:t>
       </w:r>
     </w:p>
     <w:p>
@@ -982,6 +1063,7 @@
       </w:pPr>
       <w:r>
         <w:rPr>
+          <w:highlight w:val="yellow"/>
           <w:lang w:val="ru-RU"/>
         </w:rPr>
         <w:t>Настроить задний фон сайта</w:t>
@@ -1049,11 +1131,13 @@
     <w:p>
       <w:pPr>
         <w:rPr>
-          <w:lang w:val="ru-RU"/>
-        </w:rPr>
-      </w:pPr>
-      <w:r>
-        <w:rPr>
+          <w:highlight w:val="yellow"/>
+          <w:lang w:val="ru-RU"/>
+        </w:rPr>
+      </w:pPr>
+      <w:r>
+        <w:rPr>
+          <w:highlight w:val="yellow"/>
           <w:lang w:val="ru-RU"/>
         </w:rPr>
         <w:t xml:space="preserve">На </w:t>
@@ -1061,6 +1145,7 @@
       <w:r>
         <w:rPr>
           <w:b/>
+          <w:highlight w:val="yellow"/>
           <w:lang w:val="ru-RU"/>
         </w:rPr>
         <w:t>Г</w:t>
@@ -1068,60 +1153,70 @@
       <w:r>
         <w:rPr>
           <w:b/>
+          <w:highlight w:val="yellow"/>
           <w:lang w:val="ru-RU"/>
         </w:rPr>
         <w:t>лавной</w:t>
       </w:r>
       <w:r>
         <w:rPr>
+          <w:highlight w:val="yellow"/>
           <w:lang w:val="ru-RU"/>
         </w:rPr>
         <w:t xml:space="preserve"> странице для списка компаний партнеров использовать блоки круглой формы</w:t>
       </w:r>
       <w:r>
         <w:rPr>
+          <w:highlight w:val="yellow"/>
           <w:lang w:val="ru-RU"/>
         </w:rPr>
         <w:t xml:space="preserve">, настроить для </w:t>
       </w:r>
       <w:r>
         <w:rPr>
+          <w:highlight w:val="yellow"/>
           <w:lang w:val="ru-RU"/>
         </w:rPr>
         <w:t>н</w:t>
       </w:r>
       <w:r>
         <w:rPr>
+          <w:highlight w:val="yellow"/>
           <w:lang w:val="ru-RU"/>
         </w:rPr>
         <w:t xml:space="preserve">их </w:t>
       </w:r>
       <w:r>
         <w:rPr>
+          <w:highlight w:val="yellow"/>
           <w:lang w:val="ru-RU"/>
         </w:rPr>
         <w:t>ширин</w:t>
       </w:r>
       <w:r>
         <w:rPr>
+          <w:highlight w:val="yellow"/>
           <w:lang w:val="ru-RU"/>
         </w:rPr>
         <w:t>у</w:t>
       </w:r>
       <w:r>
         <w:rPr>
+          <w:highlight w:val="yellow"/>
           <w:lang w:val="ru-RU"/>
         </w:rPr>
         <w:t>, цвет</w:t>
       </w:r>
       <w:r>
         <w:rPr>
+          <w:highlight w:val="yellow"/>
           <w:lang w:val="ru-RU"/>
         </w:rPr>
         <w:t>, тип и тень</w:t>
       </w:r>
       <w:r>
         <w:rPr>
+          <w:highlight w:val="yellow"/>
           <w:lang w:val="ru-RU"/>
         </w:rPr>
         <w:t>.</w:t>
@@ -1130,11 +1225,13 @@
     <w:p>
       <w:pPr>
         <w:rPr>
-          <w:lang w:val="ru-RU"/>
-        </w:rPr>
-      </w:pPr>
-      <w:r>
-        <w:rPr>
+          <w:highlight w:val="yellow"/>
+          <w:lang w:val="ru-RU"/>
+        </w:rPr>
+      </w:pPr>
+      <w:r>
+        <w:rPr>
+          <w:highlight w:val="yellow"/>
           <w:lang w:val="ru-RU"/>
         </w:rPr>
         <w:t xml:space="preserve">Настроить </w:t>
@@ -1142,12 +1239,14 @@
       <w:r>
         <w:rPr>
           <w:b/>
+          <w:highlight w:val="yellow"/>
           <w:lang w:val="ru-RU"/>
         </w:rPr>
         <w:t>шрифт</w:t>
       </w:r>
       <w:r>
         <w:rPr>
+          <w:highlight w:val="yellow"/>
           <w:lang w:val="ru-RU"/>
         </w:rPr>
         <w:t xml:space="preserve"> и </w:t>
@@ -1155,12 +1254,14 @@
       <w:r>
         <w:rPr>
           <w:b/>
+          <w:highlight w:val="yellow"/>
           <w:lang w:val="ru-RU"/>
         </w:rPr>
         <w:t>кернинг</w:t>
       </w:r>
       <w:r>
         <w:rPr>
+          <w:highlight w:val="yellow"/>
           <w:lang w:val="ru-RU"/>
         </w:rPr>
         <w:t xml:space="preserve"> для наименования компании</w:t>
@@ -1169,11 +1270,13 @@
     <w:p>
       <w:pPr>
         <w:rPr>
-          <w:lang w:val="ru-RU"/>
-        </w:rPr>
-      </w:pPr>
-      <w:r>
-        <w:rPr>
+          <w:highlight w:val="yellow"/>
+          <w:lang w:val="ru-RU"/>
+        </w:rPr>
+      </w:pPr>
+      <w:r>
+        <w:rPr>
+          <w:highlight w:val="yellow"/>
           <w:lang w:val="ru-RU"/>
         </w:rPr>
         <w:t xml:space="preserve">Для отображения инфо о последней статье использовать </w:t>
@@ -1181,18 +1284,21 @@
       <w:r>
         <w:rPr>
           <w:b/>
+          <w:highlight w:val="yellow"/>
           <w:lang w:val="ru-RU"/>
         </w:rPr>
         <w:t>позиционирование</w:t>
       </w:r>
       <w:r>
         <w:rPr>
+          <w:highlight w:val="yellow"/>
           <w:lang w:val="ru-RU"/>
         </w:rPr>
         <w:t xml:space="preserve"> </w:t>
       </w:r>
       <w:r>
         <w:rPr>
+          <w:highlight w:val="yellow"/>
           <w:lang w:val="ru-RU"/>
         </w:rPr>
         <w:t>(</w:t>
@@ -1201,6 +1307,7 @@
       <w:r>
         <w:rPr>
           <w:b/>
+          <w:highlight w:val="yellow"/>
           <w:lang w:val="ru-RU"/>
         </w:rPr>
         <w:t>position</w:t>
@@ -1208,6 +1315,7 @@
       <w:proofErr w:type="spellEnd"/>
       <w:r>
         <w:rPr>
+          <w:highlight w:val="yellow"/>
           <w:lang w:val="ru-RU"/>
         </w:rPr>
         <w:t>)</w:t>
@@ -1221,18 +1329,21 @@
       </w:pPr>
       <w:r>
         <w:rPr>
+          <w:highlight w:val="yellow"/>
           <w:lang w:val="ru-RU"/>
         </w:rPr>
         <w:t xml:space="preserve">Область навигации по сайту (наименование страниц) должна </w:t>
       </w:r>
       <w:r>
         <w:rPr>
+          <w:highlight w:val="yellow"/>
           <w:lang w:val="ru-RU"/>
         </w:rPr>
         <w:t>фиксироваться</w:t>
       </w:r>
       <w:r>
         <w:rPr>
+          <w:highlight w:val="yellow"/>
           <w:lang w:val="ru-RU"/>
         </w:rPr>
         <w:t xml:space="preserve"> при прокрутке остальной страницы.</w:t>
@@ -1273,6 +1384,7 @@
       </w:pPr>
       <w:r>
         <w:rPr>
+          <w:highlight w:val="yellow"/>
           <w:lang w:val="ru-RU"/>
         </w:rPr>
         <w:t>Использовать трансформацию для отображения логотипа (функция на выбор)</w:t>
@@ -1288,11 +1400,13 @@
     <w:p>
       <w:pPr>
         <w:rPr>
-          <w:lang w:val="ru-RU"/>
-        </w:rPr>
-      </w:pPr>
-      <w:r>
-        <w:rPr>
+          <w:highlight w:val="yellow"/>
+          <w:lang w:val="ru-RU"/>
+        </w:rPr>
+      </w:pPr>
+      <w:r>
+        <w:rPr>
+          <w:highlight w:val="yellow"/>
           <w:lang w:val="ru-RU"/>
         </w:rPr>
         <w:lastRenderedPageBreak/>
@@ -1301,6 +1415,7 @@
       <w:proofErr w:type="spellStart"/>
       <w:r>
         <w:rPr>
+          <w:highlight w:val="yellow"/>
           <w:lang w:val="ru-RU"/>
         </w:rPr>
         <w:t>вендорные</w:t>
@@ -1308,26 +1423,35 @@
       <w:proofErr w:type="spellEnd"/>
       <w:r>
         <w:rPr>
+          <w:highlight w:val="yellow"/>
           <w:lang w:val="ru-RU"/>
         </w:rPr>
         <w:t xml:space="preserve"> префиксы), фоновое изображение, градиент</w:t>
       </w:r>
       <w:r>
         <w:rPr>
+          <w:highlight w:val="yellow"/>
           <w:lang w:val="ru-RU"/>
         </w:rPr>
         <w:t xml:space="preserve">, </w:t>
       </w:r>
       <w:r>
+        <w:rPr>
+          <w:highlight w:val="yellow"/>
+        </w:rPr>
         <w:t>z-</w:t>
       </w:r>
       <w:proofErr w:type="spellStart"/>
       <w:r>
+        <w:rPr>
+          <w:highlight w:val="yellow"/>
+        </w:rPr>
         <w:t>index</w:t>
       </w:r>
       <w:proofErr w:type="spellEnd"/>
       <w:r>
         <w:rPr>
+          <w:highlight w:val="yellow"/>
           <w:lang w:val="ru-RU"/>
         </w:rPr>
         <w:t xml:space="preserve">, настройку шрифтов, выравнивание </w:t>
@@ -1335,6 +1459,7 @@
       <w:proofErr w:type="gramStart"/>
       <w:r>
         <w:rPr>
+          <w:highlight w:val="yellow"/>
           <w:lang w:val="ru-RU"/>
         </w:rPr>
         <w:t>текста,  и</w:t>
@@ -1342,6 +1467,7 @@
       <w:proofErr w:type="gramEnd"/>
       <w:r>
         <w:rPr>
+          <w:highlight w:val="yellow"/>
           <w:lang w:val="ru-RU"/>
         </w:rPr>
         <w:t xml:space="preserve"> т.д. </w:t>
@@ -1355,24 +1481,41 @@
       </w:pPr>
       <w:r>
         <w:rPr>
+          <w:highlight w:val="yellow"/>
           <w:lang w:val="ru-RU"/>
         </w:rPr>
         <w:t>Настроить оформление остальных элементов страницы – история по годам списк</w:t>
       </w:r>
       <w:r>
         <w:rPr>
-          <w:lang w:val="ru-RU"/>
-        </w:rPr>
-        <w:t xml:space="preserve">ом, реквизиты выделить шрифтом, видео/аудио </w:t>
-      </w:r>
-      <w:r>
-        <w:rPr>
+          <w:highlight w:val="yellow"/>
+          <w:lang w:val="ru-RU"/>
+        </w:rPr>
+        <w:t>ом,</w:t>
+      </w:r>
+      <w:r>
+        <w:rPr>
+          <w:lang w:val="ru-RU"/>
+        </w:rPr>
+        <w:t xml:space="preserve"> </w:t>
+      </w:r>
+      <w:r>
+        <w:rPr>
+          <w:highlight w:val="yellow"/>
+          <w:lang w:val="ru-RU"/>
+        </w:rPr>
+        <w:t xml:space="preserve">реквизиты выделить шрифтом, видео/аудио </w:t>
+      </w:r>
+      <w:r>
+        <w:rPr>
+          <w:highlight w:val="yellow"/>
           <w:lang w:val="ru-RU"/>
         </w:rPr>
         <w:t>-</w:t>
       </w:r>
       <w:r>
         <w:rPr>
+          <w:highlight w:val="yellow"/>
           <w:lang w:val="ru-RU"/>
         </w:rPr>
         <w:t>стиль выбрать самим.</w:t>
@@ -1387,7 +1530,7 @@
       <w:r>
         <w:rPr>
           <w:noProof/>
-          <w:lang w:val="en-US" w:eastAsia="en-US"/>
+          <w:lang w:val="ru-RU"/>
         </w:rPr>
         <w:drawing>
           <wp:inline distT="0" distB="0" distL="0" distR="0" wp14:anchorId="2E248007" wp14:editId="49506A81">
@@ -1435,36 +1578,42 @@
     <w:p>
       <w:pPr>
         <w:rPr>
+          <w:highlight w:val="yellow"/>
           <w:lang w:val="ru-RU"/>
         </w:rPr>
       </w:pPr>
       <w:r>
         <w:rPr>
           <w:b/>
+          <w:highlight w:val="yellow"/>
           <w:lang w:val="ru-RU"/>
         </w:rPr>
         <w:t>Новости</w:t>
       </w:r>
       <w:r>
         <w:rPr>
+          <w:highlight w:val="yellow"/>
           <w:lang w:val="ru-RU"/>
         </w:rPr>
         <w:t>: список статей</w:t>
       </w:r>
       <w:r>
         <w:rPr>
+          <w:highlight w:val="yellow"/>
           <w:lang w:val="ru-RU"/>
         </w:rPr>
         <w:t xml:space="preserve"> (7 статей)</w:t>
       </w:r>
       <w:r>
         <w:rPr>
+          <w:highlight w:val="yellow"/>
           <w:lang w:val="ru-RU"/>
         </w:rPr>
         <w:t xml:space="preserve"> в соответствии с тематикой сайта с заголовком, кратким содержанием (одно предложение), картинкой и кнопкой «Читать далее» при нажатии на которую открывается вся статья</w:t>
       </w:r>
       <w:r>
         <w:rPr>
+          <w:highlight w:val="yellow"/>
           <w:lang w:val="ru-RU"/>
         </w:rPr>
         <w:t xml:space="preserve"> – </w:t>
@@ -1473,11 +1622,13 @@
     <w:p>
       <w:pPr>
         <w:rPr>
-          <w:lang w:val="ru-RU"/>
-        </w:rPr>
-      </w:pPr>
-      <w:r>
-        <w:rPr>
+          <w:highlight w:val="yellow"/>
+          <w:lang w:val="ru-RU"/>
+        </w:rPr>
+      </w:pPr>
+      <w:r>
+        <w:rPr>
+          <w:highlight w:val="yellow"/>
           <w:lang w:val="ru-RU"/>
         </w:rPr>
         <w:t xml:space="preserve">использовать </w:t>
@@ -1487,11 +1638,13 @@
       <w:pPr>
         <w:ind w:left="720"/>
         <w:rPr>
-          <w:lang w:val="ru-RU"/>
-        </w:rPr>
-      </w:pPr>
-      <w:r>
-        <w:rPr>
+          <w:highlight w:val="yellow"/>
+          <w:lang w:val="ru-RU"/>
+        </w:rPr>
+      </w:pPr>
+      <w:r>
+        <w:rPr>
+          <w:highlight w:val="yellow"/>
           <w:lang w:val="ru-RU"/>
         </w:rPr>
         <w:t xml:space="preserve">использовать </w:t>
@@ -1500,12 +1653,14 @@
       <w:r>
         <w:rPr>
           <w:b/>
+          <w:highlight w:val="yellow"/>
         </w:rPr>
         <w:t>overflow</w:t>
       </w:r>
       <w:proofErr w:type="spellEnd"/>
       <w:r>
         <w:rPr>
+          <w:highlight w:val="yellow"/>
           <w:lang w:val="ru-RU"/>
         </w:rPr>
         <w:t xml:space="preserve"> для краткой информации о статье и многоточие, когда краткая информация не помещается в выделенную область.</w:t>
@@ -1521,12 +1676,14 @@
       <w:r>
         <w:rPr>
           <w:b/>
+          <w:highlight w:val="yellow"/>
           <w:lang w:val="ru-RU"/>
         </w:rPr>
         <w:t>многоколоночный макет</w:t>
       </w:r>
       <w:r>
         <w:rPr>
+          <w:highlight w:val="yellow"/>
           <w:lang w:val="ru-RU"/>
         </w:rPr>
         <w:t xml:space="preserve"> для отображения текста статьи</w:t>
@@ -1563,24 +1720,28 @@
     <w:p>
       <w:pPr>
         <w:rPr>
+          <w:highlight w:val="yellow"/>
           <w:lang w:val="ru-RU"/>
         </w:rPr>
       </w:pPr>
       <w:r>
         <w:rPr>
           <w:b/>
+          <w:highlight w:val="yellow"/>
           <w:lang w:val="ru-RU"/>
         </w:rPr>
         <w:t>Словарь терминов и понятий</w:t>
       </w:r>
       <w:r>
         <w:rPr>
+          <w:highlight w:val="yellow"/>
           <w:lang w:val="ru-RU"/>
         </w:rPr>
         <w:t>: список часто-задаваемых вопросов с датой добавления на сайт, при нажатии на которые открывается развернутый ответ</w:t>
       </w:r>
       <w:r>
         <w:rPr>
+          <w:highlight w:val="yellow"/>
           <w:lang w:val="ru-RU"/>
         </w:rPr>
         <w:t xml:space="preserve"> – выбрать стиль самим</w:t>
@@ -1596,18 +1757,21 @@
       <w:r>
         <w:rPr>
           <w:b/>
+          <w:highlight w:val="yellow"/>
           <w:lang w:val="ru-RU"/>
         </w:rPr>
         <w:t>Контакты</w:t>
       </w:r>
       <w:r>
         <w:rPr>
+          <w:highlight w:val="yellow"/>
           <w:lang w:val="ru-RU"/>
         </w:rPr>
         <w:t>: Фото сотрудников с описанием выполняемых работ, телефонами, почтой и т.д.</w:t>
       </w:r>
       <w:r>
         <w:rPr>
+          <w:highlight w:val="yellow"/>
           <w:lang w:val="ru-RU"/>
         </w:rPr>
         <w:t xml:space="preserve"> - использовать </w:t>
@@ -1616,6 +1780,7 @@
         <w:rPr>
           <w:b/>
           <w:bCs/>
+          <w:highlight w:val="yellow"/>
           <w:lang w:val="en-US"/>
         </w:rPr>
         <w:t>Flexbox</w:t>
@@ -1624,6 +1789,7 @@
         <w:rPr>
           <w:b/>
           <w:bCs/>
+          <w:highlight w:val="yellow"/>
           <w:lang w:val="ru-RU"/>
         </w:rPr>
         <w:t xml:space="preserve"> </w:t>
@@ -1631,6 +1797,7 @@
       <w:r>
         <w:rPr>
           <w:bCs/>
+          <w:highlight w:val="yellow"/>
           <w:lang w:val="ru-RU"/>
         </w:rPr>
         <w:t>для размещения инфо о каждом сотруднике</w:t>
@@ -1646,24 +1813,28 @@
     <w:p>
       <w:pPr>
         <w:rPr>
+          <w:highlight w:val="yellow"/>
           <w:lang w:val="ru-RU"/>
         </w:rPr>
       </w:pPr>
       <w:r>
         <w:rPr>
           <w:b/>
+          <w:highlight w:val="yellow"/>
           <w:lang w:val="ru-RU"/>
         </w:rPr>
         <w:t>Политика конфиденциальности</w:t>
       </w:r>
       <w:r>
         <w:rPr>
+          <w:highlight w:val="yellow"/>
           <w:lang w:val="ru-RU"/>
         </w:rPr>
         <w:t>: в соответствии с тематикой разработанного сайта</w:t>
       </w:r>
       <w:r>
         <w:rPr>
+          <w:highlight w:val="yellow"/>
           <w:lang w:val="ru-RU"/>
         </w:rPr>
         <w:t xml:space="preserve"> – свой стиль</w:t>
@@ -1672,24 +1843,28 @@
     <w:p>
       <w:pPr>
         <w:rPr>
+          <w:highlight w:val="yellow"/>
           <w:lang w:val="ru-RU"/>
         </w:rPr>
       </w:pPr>
       <w:r>
         <w:rPr>
           <w:b/>
+          <w:highlight w:val="yellow"/>
           <w:lang w:val="ru-RU"/>
         </w:rPr>
         <w:t>Вакансии</w:t>
       </w:r>
       <w:r>
         <w:rPr>
+          <w:highlight w:val="yellow"/>
           <w:lang w:val="ru-RU"/>
         </w:rPr>
         <w:t>: список вакансий с описанием</w:t>
       </w:r>
       <w:r>
         <w:rPr>
+          <w:highlight w:val="yellow"/>
           <w:lang w:val="ru-RU"/>
         </w:rPr>
         <w:t xml:space="preserve"> – использовать </w:t>
@@ -1697,12 +1872,14 @@
       <w:r>
         <w:rPr>
           <w:b/>
+          <w:highlight w:val="yellow"/>
           <w:lang w:val="ru-RU"/>
         </w:rPr>
         <w:t>плавающие блоки</w:t>
       </w:r>
       <w:r>
         <w:rPr>
+          <w:highlight w:val="yellow"/>
           <w:lang w:val="ru-RU"/>
         </w:rPr>
         <w:t xml:space="preserve"> (</w:t>
@@ -1711,6 +1888,7 @@
       <w:r>
         <w:rPr>
           <w:b/>
+          <w:highlight w:val="yellow"/>
           <w:lang w:val="ru-RU"/>
         </w:rPr>
         <w:t>float</w:t>
@@ -1718,6 +1896,7 @@
       <w:proofErr w:type="spellEnd"/>
       <w:r>
         <w:rPr>
+          <w:highlight w:val="yellow"/>
           <w:lang w:val="ru-RU"/>
         </w:rPr>
         <w:t xml:space="preserve">, </w:t>
@@ -1728,15 +1907,20 @@
         <w:rPr>
           <w:b/>
           <w:bCs/>
+          <w:highlight w:val="yellow"/>
         </w:rPr>
         <w:t>clear</w:t>
       </w:r>
       <w:proofErr w:type="spellEnd"/>
       <w:r>
+        <w:rPr>
+          <w:highlight w:val="yellow"/>
+        </w:rPr>
         <w:t xml:space="preserve"> </w:t>
       </w:r>
       <w:r>
         <w:rPr>
+          <w:highlight w:val="yellow"/>
           <w:lang w:val="ru-RU"/>
         </w:rPr>
         <w:t>)</w:t>
@@ -1752,30 +1936,35 @@
       <w:r>
         <w:rPr>
           <w:b/>
+          <w:highlight w:val="yellow"/>
           <w:lang w:val="ru-RU"/>
         </w:rPr>
         <w:t>Отзывы</w:t>
       </w:r>
       <w:r>
         <w:rPr>
+          <w:highlight w:val="yellow"/>
           <w:lang w:val="ru-RU"/>
         </w:rPr>
         <w:t xml:space="preserve">: </w:t>
       </w:r>
       <w:r>
         <w:rPr>
+          <w:highlight w:val="yellow"/>
           <w:lang w:val="ru-RU"/>
         </w:rPr>
         <w:t xml:space="preserve">Для настройки шрифтов на компонентах формы использовать ключевые слова, соответствующие </w:t>
       </w:r>
       <w:r>
         <w:rPr>
+          <w:highlight w:val="yellow"/>
           <w:lang w:val="ru-RU"/>
         </w:rPr>
         <w:t>типу компонента</w:t>
       </w:r>
       <w:r>
         <w:rPr>
+          <w:highlight w:val="yellow"/>
           <w:lang w:val="ru-RU"/>
         </w:rPr>
         <w:t xml:space="preserve">, не забыть о </w:t>
@@ -1783,6 +1972,7 @@
       <w:proofErr w:type="spellStart"/>
       <w:r>
         <w:rPr>
+          <w:highlight w:val="yellow"/>
           <w:lang w:val="ru-RU"/>
         </w:rPr>
         <w:t>псевдоклассах</w:t>
@@ -1790,6 +1980,7 @@
       <w:proofErr w:type="spellEnd"/>
       <w:r>
         <w:rPr>
+          <w:highlight w:val="yellow"/>
           <w:lang w:val="ru-RU"/>
         </w:rPr>
         <w:t xml:space="preserve"> (см. выше)</w:t>
@@ -1805,6 +1996,7 @@
     <w:p>
       <w:pPr>
         <w:rPr>
+          <w:highlight w:val="yellow"/>
           <w:lang w:val="ru-RU"/>
         </w:rPr>
       </w:pPr>
@@ -1812,6 +2004,7 @@
       <w:r>
         <w:rPr>
           <w:b/>
+          <w:highlight w:val="yellow"/>
           <w:lang w:val="ru-RU"/>
         </w:rPr>
         <w:t>Промокоды</w:t>
@@ -1820,12 +2013,14 @@
       <w:r>
         <w:rPr>
           <w:b/>
+          <w:highlight w:val="yellow"/>
           <w:lang w:val="ru-RU"/>
         </w:rPr>
         <w:t xml:space="preserve"> и купоны</w:t>
       </w:r>
       <w:r>
         <w:rPr>
+          <w:highlight w:val="yellow"/>
           <w:lang w:val="ru-RU"/>
         </w:rPr>
         <w:t xml:space="preserve">: список </w:t>
@@ -1833,6 +2028,7 @@
       <w:proofErr w:type="spellStart"/>
       <w:r>
         <w:rPr>
+          <w:highlight w:val="yellow"/>
           <w:lang w:val="ru-RU"/>
         </w:rPr>
         <w:t>промокодов</w:t>
@@ -1840,6 +2036,7 @@
       <w:proofErr w:type="spellEnd"/>
       <w:r>
         <w:rPr>
+          <w:highlight w:val="yellow"/>
           <w:lang w:val="ru-RU"/>
         </w:rPr>
         <w:t xml:space="preserve"> действующих и в архиве.</w:t>
@@ -1853,6 +2050,7 @@
       </w:pPr>
       <w:r>
         <w:rPr>
+          <w:highlight w:val="yellow"/>
           <w:lang w:val="ru-RU"/>
         </w:rPr>
         <w:t>Настроить списки</w:t>
@@ -1868,11 +2066,13 @@
     <w:p>
       <w:pPr>
         <w:rPr>
-          <w:lang w:val="ru-RU"/>
-        </w:rPr>
-      </w:pPr>
-      <w:r>
-        <w:rPr>
+          <w:highlight w:val="yellow"/>
+          <w:lang w:val="ru-RU"/>
+        </w:rPr>
+      </w:pPr>
+      <w:r>
+        <w:rPr>
+          <w:highlight w:val="yellow"/>
           <w:lang w:val="ru-RU"/>
         </w:rPr>
         <w:t xml:space="preserve">В </w:t>
@@ -1880,12 +2080,14 @@
       <w:r>
         <w:rPr>
           <w:b/>
+          <w:highlight w:val="yellow"/>
           <w:lang w:val="ru-RU"/>
         </w:rPr>
         <w:t>таблицах</w:t>
       </w:r>
       <w:r>
         <w:rPr>
+          <w:highlight w:val="yellow"/>
           <w:lang w:val="ru-RU"/>
         </w:rPr>
         <w:t xml:space="preserve"> </w:t>
@@ -1894,11 +2096,13 @@
     <w:p>
       <w:pPr>
         <w:rPr>
-          <w:lang w:val="ru-RU"/>
-        </w:rPr>
-      </w:pPr>
-      <w:r>
-        <w:rPr>
+          <w:highlight w:val="yellow"/>
+          <w:lang w:val="ru-RU"/>
+        </w:rPr>
+      </w:pPr>
+      <w:r>
+        <w:rPr>
+          <w:highlight w:val="yellow"/>
           <w:lang w:val="ru-RU"/>
         </w:rPr>
         <w:t>убрать двойные линии между ячейками внутри таблицы</w:t>
@@ -1907,11 +2111,13 @@
     <w:p>
       <w:pPr>
         <w:rPr>
-          <w:lang w:val="ru-RU"/>
-        </w:rPr>
-      </w:pPr>
-      <w:r>
-        <w:rPr>
+          <w:highlight w:val="yellow"/>
+          <w:lang w:val="ru-RU"/>
+        </w:rPr>
+      </w:pPr>
+      <w:r>
+        <w:rPr>
+          <w:highlight w:val="yellow"/>
           <w:lang w:val="ru-RU"/>
         </w:rPr>
         <w:t>изменить фон в пустых ячейках</w:t>
@@ -1920,11 +2126,13 @@
     <w:p>
       <w:pPr>
         <w:rPr>
-          <w:lang w:val="ru-RU"/>
-        </w:rPr>
-      </w:pPr>
-      <w:r>
-        <w:rPr>
+          <w:highlight w:val="yellow"/>
+          <w:lang w:val="ru-RU"/>
+        </w:rPr>
+      </w:pPr>
+      <w:r>
+        <w:rPr>
+          <w:highlight w:val="yellow"/>
           <w:lang w:val="ru-RU"/>
         </w:rPr>
         <w:t>оформить заголовок таблицы над таблицей</w:t>
@@ -1933,17 +2141,20 @@
     <w:p>
       <w:pPr>
         <w:rPr>
-          <w:lang w:val="ru-RU"/>
-        </w:rPr>
-      </w:pPr>
-      <w:r>
-        <w:rPr>
+          <w:highlight w:val="yellow"/>
+          <w:lang w:val="ru-RU"/>
+        </w:rPr>
+      </w:pPr>
+      <w:r>
+        <w:rPr>
+          <w:highlight w:val="yellow"/>
           <w:lang w:val="ru-RU"/>
         </w:rPr>
         <w:t>применить горизонтальное и вертикальное выравнивание информации</w:t>
       </w:r>
       <w:r>
         <w:rPr>
+          <w:highlight w:val="yellow"/>
           <w:lang w:val="ru-RU"/>
         </w:rPr>
         <w:t xml:space="preserve"> в ячейках и настроить расположение таблицы на странице</w:t>
@@ -1957,9 +2168,16 @@
       </w:pPr>
       <w:r>
         <w:rPr>
-          <w:lang w:val="ru-RU"/>
-        </w:rPr>
-        <w:t xml:space="preserve">стилизовать строки и столбцы </w:t>
+          <w:highlight w:val="yellow"/>
+          <w:lang w:val="ru-RU"/>
+        </w:rPr>
+        <w:t>стилизовать строки и столбцы</w:t>
+      </w:r>
+      <w:r>
+        <w:rPr>
+          <w:lang w:val="ru-RU"/>
+        </w:rPr>
+        <w:t xml:space="preserve"> </w:t>
       </w:r>
     </w:p>
     <w:p>
@@ -1972,6 +2190,7 @@
     <w:p>
       <w:pPr>
         <w:rPr>
+          <w:highlight w:val="yellow"/>
           <w:lang w:val="ru-RU"/>
         </w:rPr>
       </w:pPr>
@@ -2012,11 +2231,19 @@
         <w:rPr>
           <w:lang w:val="ru-RU"/>
         </w:rPr>
-        <w:t xml:space="preserve">ой странице и </w:t>
+        <w:t xml:space="preserve">ой странице </w:t>
+      </w:r>
+      <w:r>
+        <w:rPr>
+          <w:highlight w:val="yellow"/>
+          <w:lang w:val="ru-RU"/>
+        </w:rPr>
+        <w:t xml:space="preserve">и </w:t>
       </w:r>
       <w:proofErr w:type="spellStart"/>
       <w:r>
         <w:rPr>
+          <w:highlight w:val="yellow"/>
           <w:lang w:val="ru-RU"/>
         </w:rPr>
         <w:t>прелоадер</w:t>
@@ -2024,30 +2251,35 @@
       <w:proofErr w:type="spellEnd"/>
       <w:r>
         <w:rPr>
+          <w:highlight w:val="yellow"/>
           <w:lang w:val="ru-RU"/>
         </w:rPr>
         <w:t xml:space="preserve"> </w:t>
       </w:r>
       <w:r>
         <w:rPr>
+          <w:highlight w:val="yellow"/>
           <w:lang w:val="ru-RU"/>
         </w:rPr>
         <w:t xml:space="preserve">в соответствии со своим </w:t>
       </w:r>
       <w:r>
         <w:rPr>
+          <w:highlight w:val="yellow"/>
           <w:lang w:val="ru-RU"/>
         </w:rPr>
         <w:t>вариантом (</w:t>
       </w:r>
       <w:r>
         <w:rPr>
+          <w:highlight w:val="yellow"/>
           <w:lang w:val="ru-RU"/>
         </w:rPr>
         <w:t>см. таблицу с заданиями ниже</w:t>
       </w:r>
       <w:r>
         <w:rPr>
+          <w:highlight w:val="yellow"/>
           <w:lang w:val="ru-RU"/>
         </w:rPr>
         <w:t xml:space="preserve">) </w:t>
@@ -2056,11 +2288,13 @@
     <w:p>
       <w:pPr>
         <w:rPr>
-          <w:lang w:val="ru-RU"/>
-        </w:rPr>
-      </w:pPr>
-      <w:r>
-        <w:rPr>
+          <w:highlight w:val="yellow"/>
+          <w:lang w:val="ru-RU"/>
+        </w:rPr>
+      </w:pPr>
+      <w:r>
+        <w:rPr>
+          <w:highlight w:val="yellow"/>
           <w:lang w:val="ru-RU"/>
         </w:rPr>
         <w:t xml:space="preserve">Пока не писать скрипты на JS для работы </w:t>
@@ -2068,6 +2302,7 @@
       <w:proofErr w:type="spellStart"/>
       <w:r>
         <w:rPr>
+          <w:highlight w:val="yellow"/>
           <w:lang w:val="ru-RU"/>
         </w:rPr>
         <w:t>прелоадера</w:t>
@@ -2075,6 +2310,7 @@
       <w:proofErr w:type="spellEnd"/>
       <w:r>
         <w:rPr>
+          <w:highlight w:val="yellow"/>
           <w:lang w:val="ru-RU"/>
         </w:rPr>
         <w:t xml:space="preserve">, а просто расположить </w:t>
@@ -2082,6 +2318,7 @@
       <w:proofErr w:type="spellStart"/>
       <w:r>
         <w:rPr>
+          <w:highlight w:val="yellow"/>
           <w:lang w:val="ru-RU"/>
         </w:rPr>
         <w:t>прелоадер</w:t>
@@ -2089,6 +2326,7 @@
       <w:proofErr w:type="spellEnd"/>
       <w:r>
         <w:rPr>
+          <w:highlight w:val="yellow"/>
           <w:lang w:val="ru-RU"/>
         </w:rPr>
         <w:t xml:space="preserve"> страницы внизу</w:t>
@@ -2103,12 +2341,14 @@
       <w:proofErr w:type="spellStart"/>
       <w:r>
         <w:rPr>
+          <w:highlight w:val="yellow"/>
           <w:lang w:val="ru-RU"/>
         </w:rPr>
         <w:t>П</w:t>
       </w:r>
       <w:r>
         <w:rPr>
+          <w:highlight w:val="yellow"/>
           <w:lang w:val="ru-RU"/>
         </w:rPr>
         <w:t>релоадер</w:t>
@@ -2116,21 +2356,30 @@
       <w:proofErr w:type="spellEnd"/>
       <w:r>
         <w:rPr>
+          <w:highlight w:val="yellow"/>
           <w:lang w:val="ru-RU"/>
         </w:rPr>
         <w:t xml:space="preserve"> </w:t>
       </w:r>
       <w:r>
         <w:rPr>
+          <w:highlight w:val="yellow"/>
           <w:lang w:val="ru-RU"/>
         </w:rPr>
         <w:t xml:space="preserve"> </w:t>
       </w:r>
       <w:r>
         <w:rPr>
-          <w:lang w:val="ru-RU"/>
-        </w:rPr>
-        <w:t xml:space="preserve"> или предзагрузчик - это лёгкая анимация или графическое изображение, которое информирует посетителя о процессе загрузки основного проекта и занимает его внимание на это время. </w:t>
+          <w:highlight w:val="yellow"/>
+          <w:lang w:val="ru-RU"/>
+        </w:rPr>
+        <w:t xml:space="preserve"> или предзагрузчик - это лёгкая анимация или графическое изображение, которое информирует посетителя о процессе загрузки основного проекта и занимает его внимание на это время.</w:t>
+      </w:r>
+      <w:r>
+        <w:rPr>
+          <w:lang w:val="ru-RU"/>
+        </w:rPr>
+        <w:t xml:space="preserve"> </w:t>
       </w:r>
     </w:p>
     <w:p>
@@ -2351,8 +2600,6 @@
               </w:rPr>
               <w:t xml:space="preserve"> и область экрана для анимации</w:t>
             </w:r>
-            <w:bookmarkStart w:id="0" w:name="_GoBack"/>
-            <w:bookmarkEnd w:id="0"/>
             <w:r>
               <w:rPr>
                 <w:b/>
@@ -2433,7 +2680,7 @@
                 <w:noProof/>
                 <w:sz w:val="20"/>
                 <w:szCs w:val="20"/>
-                <w:lang w:val="en-US" w:eastAsia="en-US"/>
+                <w:lang w:val="ru-RU"/>
               </w:rPr>
               <w:drawing>
                 <wp:inline distT="0" distB="0" distL="0" distR="0" wp14:anchorId="18FEF4E2" wp14:editId="08054C96">
@@ -2575,7 +2822,7 @@
                 <w:noProof/>
                 <w:sz w:val="20"/>
                 <w:szCs w:val="20"/>
-                <w:lang w:val="en-US" w:eastAsia="en-US"/>
+                <w:lang w:val="ru-RU"/>
               </w:rPr>
               <w:drawing>
                 <wp:inline distT="0" distB="0" distL="0" distR="0" wp14:anchorId="4E57B8BC" wp14:editId="1656DE83">
@@ -2632,7 +2879,7 @@
                 <w:noProof/>
                 <w:sz w:val="20"/>
                 <w:szCs w:val="20"/>
-                <w:lang w:val="en-US" w:eastAsia="en-US"/>
+                <w:lang w:val="ru-RU"/>
               </w:rPr>
               <w:drawing>
                 <wp:inline distT="0" distB="0" distL="0" distR="0" wp14:anchorId="1DA315BE" wp14:editId="1485DED0">
@@ -2810,7 +3057,7 @@
                 <w:noProof/>
                 <w:sz w:val="20"/>
                 <w:szCs w:val="20"/>
-                <w:lang w:val="en-US" w:eastAsia="en-US"/>
+                <w:lang w:val="ru-RU"/>
               </w:rPr>
               <w:drawing>
                 <wp:inline distT="0" distB="0" distL="0" distR="0" wp14:anchorId="6EC17B4C" wp14:editId="0FA3F31F">
@@ -2969,7 +3216,7 @@
                 <w:noProof/>
                 <w:sz w:val="20"/>
                 <w:szCs w:val="20"/>
-                <w:lang w:val="en-US" w:eastAsia="en-US"/>
+                <w:lang w:val="ru-RU"/>
               </w:rPr>
               <w:drawing>
                 <wp:inline distT="0" distB="0" distL="0" distR="0" wp14:anchorId="1FB29DF1" wp14:editId="2261EA70">
@@ -3129,7 +3376,7 @@
                 <w:noProof/>
                 <w:sz w:val="20"/>
                 <w:szCs w:val="20"/>
-                <w:lang w:val="en-US" w:eastAsia="en-US"/>
+                <w:lang w:val="ru-RU"/>
               </w:rPr>
               <w:drawing>
                 <wp:inline distT="0" distB="0" distL="0" distR="0" wp14:anchorId="216B93E5" wp14:editId="37157D6D">
@@ -3297,7 +3544,7 @@
                 <w:noProof/>
                 <w:sz w:val="20"/>
                 <w:szCs w:val="20"/>
-                <w:lang w:val="en-US" w:eastAsia="en-US"/>
+                <w:lang w:val="ru-RU"/>
               </w:rPr>
               <w:drawing>
                 <wp:inline distT="0" distB="0" distL="0" distR="0" wp14:anchorId="4E799224" wp14:editId="28E85D39">
@@ -3346,7 +3593,7 @@
                 <w:noProof/>
                 <w:sz w:val="20"/>
                 <w:szCs w:val="20"/>
-                <w:lang w:val="en-US" w:eastAsia="en-US"/>
+                <w:lang w:val="ru-RU"/>
               </w:rPr>
               <w:drawing>
                 <wp:inline distT="0" distB="0" distL="0" distR="0" wp14:anchorId="754D2DFE" wp14:editId="2CEA64C2">
@@ -3548,7 +3795,7 @@
                 <w:noProof/>
                 <w:sz w:val="20"/>
                 <w:szCs w:val="20"/>
-                <w:lang w:val="en-US" w:eastAsia="en-US"/>
+                <w:lang w:val="ru-RU"/>
               </w:rPr>
               <w:drawing>
                 <wp:inline distT="0" distB="0" distL="0" distR="0" wp14:anchorId="37282724" wp14:editId="1A72608E">
@@ -3732,7 +3979,7 @@
                 <w:noProof/>
                 <w:sz w:val="20"/>
                 <w:szCs w:val="20"/>
-                <w:lang w:val="en-US" w:eastAsia="en-US"/>
+                <w:lang w:val="ru-RU"/>
               </w:rPr>
               <w:drawing>
                 <wp:inline distT="0" distB="0" distL="0" distR="0" wp14:anchorId="30EEDE36" wp14:editId="56CF810D">
@@ -3797,7 +4044,7 @@
                 <w:noProof/>
                 <w:sz w:val="20"/>
                 <w:szCs w:val="20"/>
-                <w:lang w:val="en-US" w:eastAsia="en-US"/>
+                <w:lang w:val="ru-RU"/>
               </w:rPr>
               <w:drawing>
                 <wp:inline distT="0" distB="0" distL="0" distR="0" wp14:anchorId="7196BBD7" wp14:editId="3EB12B6E">
@@ -3939,7 +4186,7 @@
                 <w:noProof/>
                 <w:sz w:val="20"/>
                 <w:szCs w:val="20"/>
-                <w:lang w:val="en-US" w:eastAsia="en-US"/>
+                <w:lang w:val="ru-RU"/>
               </w:rPr>
               <w:drawing>
                 <wp:inline distT="0" distB="0" distL="0" distR="0" wp14:anchorId="2DDBEC69" wp14:editId="69093CA0">
@@ -3996,7 +4243,7 @@
                 <w:noProof/>
                 <w:sz w:val="20"/>
                 <w:szCs w:val="20"/>
-                <w:lang w:val="en-US" w:eastAsia="en-US"/>
+                <w:lang w:val="ru-RU"/>
               </w:rPr>
               <w:drawing>
                 <wp:inline distT="0" distB="0" distL="0" distR="0" wp14:anchorId="2267C714" wp14:editId="024D14E6">
@@ -4157,7 +4404,7 @@
                 <w:noProof/>
                 <w:sz w:val="20"/>
                 <w:szCs w:val="20"/>
-                <w:lang w:val="en-US" w:eastAsia="en-US"/>
+                <w:lang w:val="ru-RU"/>
               </w:rPr>
               <w:drawing>
                 <wp:inline distT="0" distB="0" distL="0" distR="0" wp14:anchorId="62276BBB" wp14:editId="1D5CDD46">
@@ -4352,7 +4599,7 @@
                 <w:noProof/>
                 <w:sz w:val="20"/>
                 <w:szCs w:val="20"/>
-                <w:lang w:val="en-US" w:eastAsia="en-US"/>
+                <w:lang w:val="ru-RU"/>
               </w:rPr>
               <w:drawing>
                 <wp:inline distT="0" distB="0" distL="0" distR="0" wp14:anchorId="0EA185F9" wp14:editId="659D5621">
@@ -4409,7 +4656,7 @@
                 <w:noProof/>
                 <w:sz w:val="20"/>
                 <w:szCs w:val="20"/>
-                <w:lang w:val="en-US" w:eastAsia="en-US"/>
+                <w:lang w:val="ru-RU"/>
               </w:rPr>
               <w:drawing>
                 <wp:inline distT="0" distB="0" distL="0" distR="0" wp14:anchorId="5FFE246D" wp14:editId="33C84DC7">
@@ -4577,7 +4824,7 @@
                 <w:noProof/>
                 <w:sz w:val="20"/>
                 <w:szCs w:val="20"/>
-                <w:lang w:val="en-US" w:eastAsia="en-US"/>
+                <w:lang w:val="ru-RU"/>
               </w:rPr>
               <w:drawing>
                 <wp:inline distT="0" distB="0" distL="0" distR="0" wp14:anchorId="265C9F84" wp14:editId="4A6044B9">
@@ -4634,7 +4881,7 @@
                 <w:noProof/>
                 <w:sz w:val="20"/>
                 <w:szCs w:val="20"/>
-                <w:lang w:val="en-US" w:eastAsia="en-US"/>
+                <w:lang w:val="ru-RU"/>
               </w:rPr>
               <w:drawing>
                 <wp:inline distT="0" distB="0" distL="0" distR="0" wp14:anchorId="6A3948C4" wp14:editId="32A9860F">
@@ -4691,7 +4938,7 @@
                 <w:noProof/>
                 <w:sz w:val="20"/>
                 <w:szCs w:val="20"/>
-                <w:lang w:val="en-US" w:eastAsia="en-US"/>
+                <w:lang w:val="ru-RU"/>
               </w:rPr>
               <w:drawing>
                 <wp:inline distT="0" distB="0" distL="0" distR="0" wp14:anchorId="2C88B4C8" wp14:editId="138C3380">
@@ -4748,7 +4995,7 @@
                 <w:noProof/>
                 <w:sz w:val="20"/>
                 <w:szCs w:val="20"/>
-                <w:lang w:val="en-US" w:eastAsia="en-US"/>
+                <w:lang w:val="ru-RU"/>
               </w:rPr>
               <w:lastRenderedPageBreak/>
               <w:drawing>
@@ -4936,7 +5183,7 @@
                 <w:noProof/>
                 <w:sz w:val="20"/>
                 <w:szCs w:val="20"/>
-                <w:lang w:val="en-US" w:eastAsia="en-US"/>
+                <w:lang w:val="ru-RU"/>
               </w:rPr>
               <w:drawing>
                 <wp:inline distT="0" distB="0" distL="0" distR="0" wp14:anchorId="1D3DFBF9" wp14:editId="6DF83E9E">
@@ -5096,7 +5343,7 @@
                 <w:noProof/>
                 <w:sz w:val="20"/>
                 <w:szCs w:val="20"/>
-                <w:lang w:val="en-US" w:eastAsia="en-US"/>
+                <w:lang w:val="ru-RU"/>
               </w:rPr>
               <w:drawing>
                 <wp:inline distT="0" distB="0" distL="0" distR="0" wp14:anchorId="67873852" wp14:editId="4988849F">
@@ -5154,7 +5401,7 @@
                 <w:noProof/>
                 <w:sz w:val="20"/>
                 <w:szCs w:val="20"/>
-                <w:lang w:val="en-US" w:eastAsia="en-US"/>
+                <w:lang w:val="ru-RU"/>
               </w:rPr>
               <w:drawing>
                 <wp:inline distT="0" distB="0" distL="0" distR="0" wp14:anchorId="155491A5" wp14:editId="68641E29">
@@ -5331,7 +5578,7 @@
                 <w:noProof/>
                 <w:sz w:val="20"/>
                 <w:szCs w:val="20"/>
-                <w:lang w:val="en-US" w:eastAsia="en-US"/>
+                <w:lang w:val="ru-RU"/>
               </w:rPr>
               <w:drawing>
                 <wp:inline distT="0" distB="0" distL="0" distR="0" wp14:anchorId="63E60613" wp14:editId="0A83F86C">
@@ -5389,7 +5636,7 @@
                 <w:noProof/>
                 <w:sz w:val="20"/>
                 <w:szCs w:val="20"/>
-                <w:lang w:val="en-US" w:eastAsia="en-US"/>
+                <w:lang w:val="ru-RU"/>
               </w:rPr>
               <w:drawing>
                 <wp:inline distT="0" distB="0" distL="0" distR="0" wp14:anchorId="03DE01D5" wp14:editId="76F8FD80">
@@ -5564,7 +5811,7 @@
                 <w:noProof/>
                 <w:sz w:val="20"/>
                 <w:szCs w:val="20"/>
-                <w:lang w:val="en-US" w:eastAsia="en-US"/>
+                <w:lang w:val="ru-RU"/>
               </w:rPr>
               <w:lastRenderedPageBreak/>
               <w:drawing>
@@ -5623,7 +5870,7 @@
                 <w:noProof/>
                 <w:sz w:val="20"/>
                 <w:szCs w:val="20"/>
-                <w:lang w:val="en-US" w:eastAsia="en-US"/>
+                <w:lang w:val="ru-RU"/>
               </w:rPr>
               <w:drawing>
                 <wp:inline distT="0" distB="0" distL="0" distR="0" wp14:anchorId="4FDD2356" wp14:editId="71A18B9B">
@@ -5775,7 +6022,7 @@
                 <w:noProof/>
                 <w:sz w:val="20"/>
                 <w:szCs w:val="20"/>
-                <w:lang w:val="en-US" w:eastAsia="en-US"/>
+                <w:lang w:val="ru-RU"/>
               </w:rPr>
               <w:drawing>
                 <wp:inline distT="0" distB="0" distL="0" distR="0" wp14:anchorId="5D75B2B1" wp14:editId="07551409">
@@ -5832,7 +6079,7 @@
                 <w:noProof/>
                 <w:sz w:val="20"/>
                 <w:szCs w:val="20"/>
-                <w:lang w:val="en-US" w:eastAsia="en-US"/>
+                <w:lang w:val="ru-RU"/>
               </w:rPr>
               <w:drawing>
                 <wp:inline distT="0" distB="0" distL="0" distR="0" wp14:anchorId="65EE47AD" wp14:editId="0140B0B6">
@@ -5889,7 +6136,7 @@
                 <w:noProof/>
                 <w:sz w:val="20"/>
                 <w:szCs w:val="20"/>
-                <w:lang w:val="en-US" w:eastAsia="en-US"/>
+                <w:lang w:val="ru-RU"/>
               </w:rPr>
               <w:drawing>
                 <wp:inline distT="0" distB="0" distL="0" distR="0" wp14:anchorId="29C7E912" wp14:editId="75451ECB">
@@ -6083,7 +6330,7 @@
                 <w:noProof/>
                 <w:sz w:val="20"/>
                 <w:szCs w:val="20"/>
-                <w:lang w:val="en-US" w:eastAsia="en-US"/>
+                <w:lang w:val="ru-RU"/>
               </w:rPr>
               <w:drawing>
                 <wp:inline distT="0" distB="0" distL="0" distR="0" wp14:anchorId="77BB537B" wp14:editId="687E9655">
@@ -6225,7 +6472,7 @@
                 <w:noProof/>
                 <w:sz w:val="20"/>
                 <w:szCs w:val="20"/>
-                <w:lang w:val="en-US" w:eastAsia="en-US"/>
+                <w:lang w:val="ru-RU"/>
               </w:rPr>
               <w:drawing>
                 <wp:inline distT="0" distB="0" distL="0" distR="0" wp14:anchorId="5B5A366F" wp14:editId="2EE72E52">
@@ -6283,7 +6530,7 @@
                 <w:noProof/>
                 <w:sz w:val="20"/>
                 <w:szCs w:val="20"/>
-                <w:lang w:val="en-US" w:eastAsia="en-US"/>
+                <w:lang w:val="ru-RU"/>
               </w:rPr>
               <w:drawing>
                 <wp:inline distT="0" distB="0" distL="0" distR="0" wp14:anchorId="75E8CC23" wp14:editId="7EEC5E6F">
@@ -6451,7 +6698,7 @@
                 <w:noProof/>
                 <w:sz w:val="20"/>
                 <w:szCs w:val="20"/>
-                <w:lang w:val="en-US" w:eastAsia="en-US"/>
+                <w:lang w:val="ru-RU"/>
               </w:rPr>
               <w:lastRenderedPageBreak/>
               <w:drawing>
@@ -6509,7 +6756,7 @@
                 <w:noProof/>
                 <w:sz w:val="20"/>
                 <w:szCs w:val="20"/>
-                <w:lang w:val="en-US" w:eastAsia="en-US"/>
+                <w:lang w:val="ru-RU"/>
               </w:rPr>
               <w:drawing>
                 <wp:inline distT="0" distB="0" distL="0" distR="0" wp14:anchorId="6316075F" wp14:editId="5F25AA31">
@@ -6687,7 +6934,7 @@
                 <w:noProof/>
                 <w:sz w:val="20"/>
                 <w:szCs w:val="20"/>
-                <w:lang w:val="en-US" w:eastAsia="en-US"/>
+                <w:lang w:val="ru-RU"/>
               </w:rPr>
               <w:drawing>
                 <wp:inline distT="0" distB="0" distL="0" distR="0" wp14:anchorId="42FEFC1B" wp14:editId="4B1A7DA3">
@@ -6744,7 +6991,7 @@
                 <w:noProof/>
                 <w:sz w:val="20"/>
                 <w:szCs w:val="20"/>
-                <w:lang w:val="en-US" w:eastAsia="en-US"/>
+                <w:lang w:val="ru-RU"/>
               </w:rPr>
               <w:drawing>
                 <wp:inline distT="0" distB="0" distL="0" distR="0" wp14:anchorId="5252AA49" wp14:editId="485B84B7">
@@ -6957,7 +7204,7 @@
                 <w:noProof/>
                 <w:sz w:val="20"/>
                 <w:szCs w:val="20"/>
-                <w:lang w:val="en-US" w:eastAsia="en-US"/>
+                <w:lang w:val="ru-RU"/>
               </w:rPr>
               <w:drawing>
                 <wp:inline distT="0" distB="0" distL="0" distR="0" wp14:anchorId="79FF4448" wp14:editId="50EB7C43">
@@ -7015,7 +7262,7 @@
                 <w:noProof/>
                 <w:sz w:val="20"/>
                 <w:szCs w:val="20"/>
-                <w:lang w:val="en-US" w:eastAsia="en-US"/>
+                <w:lang w:val="ru-RU"/>
               </w:rPr>
               <w:drawing>
                 <wp:inline distT="0" distB="0" distL="0" distR="0" wp14:anchorId="750AE4C9" wp14:editId="3DF7FA0A">
@@ -7166,7 +7413,7 @@
                 <w:noProof/>
                 <w:sz w:val="20"/>
                 <w:szCs w:val="20"/>
-                <w:lang w:val="en-US" w:eastAsia="en-US"/>
+                <w:lang w:val="ru-RU"/>
               </w:rPr>
               <w:drawing>
                 <wp:inline distT="0" distB="0" distL="0" distR="0" wp14:anchorId="6D4037C2" wp14:editId="53A7FD6B">
@@ -7366,7 +7613,7 @@
                 <w:noProof/>
                 <w:sz w:val="20"/>
                 <w:szCs w:val="20"/>
-                <w:lang w:val="en-US" w:eastAsia="en-US"/>
+                <w:lang w:val="ru-RU"/>
               </w:rPr>
               <w:drawing>
                 <wp:inline distT="0" distB="0" distL="0" distR="0" wp14:anchorId="6EB1DA18" wp14:editId="3808BDF6">
@@ -7424,7 +7671,7 @@
                 <w:noProof/>
                 <w:sz w:val="20"/>
                 <w:szCs w:val="20"/>
-                <w:lang w:val="en-US" w:eastAsia="en-US"/>
+                <w:lang w:val="ru-RU"/>
               </w:rPr>
               <w:drawing>
                 <wp:inline distT="0" distB="0" distL="0" distR="0" wp14:anchorId="426C47EE" wp14:editId="4F104CD4">
@@ -7592,7 +7839,7 @@
                 <w:noProof/>
                 <w:sz w:val="20"/>
                 <w:szCs w:val="20"/>
-                <w:lang w:val="en-US" w:eastAsia="en-US"/>
+                <w:lang w:val="ru-RU"/>
               </w:rPr>
               <w:drawing>
                 <wp:inline distT="0" distB="0" distL="0" distR="0" wp14:anchorId="3F6032EA" wp14:editId="688E02F0">
@@ -7649,7 +7896,7 @@
                 <w:noProof/>
                 <w:sz w:val="20"/>
                 <w:szCs w:val="20"/>
-                <w:lang w:val="en-US" w:eastAsia="en-US"/>
+                <w:lang w:val="ru-RU"/>
               </w:rPr>
               <w:drawing>
                 <wp:inline distT="0" distB="0" distL="0" distR="0" wp14:anchorId="2B13996A" wp14:editId="29F14463">
@@ -7855,7 +8102,7 @@
                 <w:noProof/>
                 <w:sz w:val="20"/>
                 <w:szCs w:val="20"/>
-                <w:lang w:val="en-US" w:eastAsia="en-US"/>
+                <w:lang w:val="ru-RU"/>
               </w:rPr>
               <w:drawing>
                 <wp:inline distT="0" distB="0" distL="0" distR="0" wp14:anchorId="27D94B61" wp14:editId="562D91AB">
@@ -7913,7 +8160,7 @@
                 <w:noProof/>
                 <w:sz w:val="20"/>
                 <w:szCs w:val="20"/>
-                <w:lang w:val="en-US" w:eastAsia="en-US"/>
+                <w:lang w:val="ru-RU"/>
               </w:rPr>
               <w:drawing>
                 <wp:inline distT="0" distB="0" distL="0" distR="0" wp14:anchorId="2D3A2743" wp14:editId="2B00FC86">
@@ -7971,7 +8218,7 @@
                 <w:noProof/>
                 <w:sz w:val="20"/>
                 <w:szCs w:val="20"/>
-                <w:lang w:val="en-US" w:eastAsia="en-US"/>
+                <w:lang w:val="ru-RU"/>
               </w:rPr>
               <w:drawing>
                 <wp:inline distT="0" distB="0" distL="0" distR="0" wp14:anchorId="5FE46995" wp14:editId="58B36F37">
@@ -8113,7 +8360,7 @@
                 <w:noProof/>
                 <w:sz w:val="20"/>
                 <w:szCs w:val="20"/>
-                <w:lang w:val="en-US" w:eastAsia="en-US"/>
+                <w:lang w:val="ru-RU"/>
               </w:rPr>
               <w:drawing>
                 <wp:inline distT="0" distB="0" distL="0" distR="0" wp14:anchorId="76BE7502" wp14:editId="039BBA60">
@@ -8170,7 +8417,7 @@
                 <w:noProof/>
                 <w:sz w:val="20"/>
                 <w:szCs w:val="20"/>
-                <w:lang w:val="en-US" w:eastAsia="en-US"/>
+                <w:lang w:val="ru-RU"/>
               </w:rPr>
               <w:lastRenderedPageBreak/>
               <w:drawing>
@@ -8340,7 +8587,7 @@
                 <w:noProof/>
                 <w:sz w:val="20"/>
                 <w:szCs w:val="20"/>
-                <w:lang w:val="en-US" w:eastAsia="en-US"/>
+                <w:lang w:val="ru-RU"/>
               </w:rPr>
               <w:drawing>
                 <wp:inline distT="0" distB="0" distL="0" distR="0" wp14:anchorId="0403401D" wp14:editId="0BBF3D1B">
@@ -8560,7 +8807,7 @@
                 <w:noProof/>
                 <w:sz w:val="20"/>
                 <w:szCs w:val="20"/>
-                <w:lang w:val="en-US" w:eastAsia="en-US"/>
+                <w:lang w:val="ru-RU"/>
               </w:rPr>
               <w:drawing>
                 <wp:inline distT="0" distB="0" distL="0" distR="0" wp14:anchorId="4297DA7F" wp14:editId="56A621FC">
@@ -8627,7 +8874,7 @@
                 <w:noProof/>
                 <w:sz w:val="20"/>
                 <w:szCs w:val="20"/>
-                <w:lang w:val="en-US" w:eastAsia="en-US"/>
+                <w:lang w:val="ru-RU"/>
               </w:rPr>
               <w:drawing>
                 <wp:inline distT="0" distB="0" distL="0" distR="0" wp14:anchorId="3E72B74F" wp14:editId="51EF27B7">
@@ -8804,7 +9051,7 @@
                 <w:noProof/>
                 <w:sz w:val="20"/>
                 <w:szCs w:val="20"/>
-                <w:lang w:val="en-US" w:eastAsia="en-US"/>
+                <w:lang w:val="ru-RU"/>
               </w:rPr>
               <w:drawing>
                 <wp:inline distT="0" distB="0" distL="0" distR="0" wp14:anchorId="5ED38566" wp14:editId="73B185CC">
@@ -8963,7 +9210,7 @@
                 <w:noProof/>
                 <w:sz w:val="20"/>
                 <w:szCs w:val="20"/>
-                <w:lang w:val="en-US" w:eastAsia="en-US"/>
+                <w:lang w:val="ru-RU"/>
               </w:rPr>
               <w:drawing>
                 <wp:inline distT="0" distB="0" distL="0" distR="0" wp14:anchorId="7C66EAF3" wp14:editId="1350789F">
@@ -9086,7 +9333,7 @@
 </file>
 
 <file path=word/numbering.xml><?xml version="1.0" encoding="utf-8"?>
-<w:numbering xmlns:wpc="http://schemas.microsoft.com/office/word/2010/wordprocessingCanvas" xmlns:cx="http://schemas.microsoft.com/office/drawing/2014/chartex" xmlns:cx1="http://schemas.microsoft.com/office/drawing/2015/9/8/chartex" xmlns:mc="http://schemas.openxmlformats.org/markup-compatibility/2006" xmlns:o="urn:schemas-microsoft-com:office:office" xmlns:r="http://schemas.openxmlformats.org/officeDocument/2006/relationships" xmlns:m="http://schemas.openxmlformats.org/officeDocument/2006/math" xmlns:v="urn:schemas-microsoft-com:vml" xmlns:wp14="http://schemas.microsoft.com/office/word/2010/wordprocessingDrawing" xmlns:wp="http://schemas.openxmlformats.org/drawingml/2006/wordprocessingDrawing" xmlns:w10="urn:schemas-microsoft-com:office:word" xmlns:w="http://schemas.openxmlformats.org/wordprocessingml/2006/main" xmlns:w14="http://schemas.microsoft.com/office/word/2010/wordml" xmlns:w15="http://schemas.microsoft.com/office/word/2012/wordml" xmlns:w16se="http://schemas.microsoft.com/office/word/2015/wordml/symex" xmlns:wpg="http://schemas.microsoft.com/office/word/2010/wordprocessingGroup" xmlns:wpi="http://schemas.microsoft.com/office/word/2010/wordprocessingInk" xmlns:wne="http://schemas.microsoft.com/office/word/2006/wordml" xmlns:wps="http://schemas.microsoft.com/office/word/2010/wordprocessingShape" mc:Ignorable="w14 w15 w16se wp14">
+<w:numbering xmlns:wpc="http://schemas.microsoft.com/office/word/2010/wordprocessingCanvas" xmlns:cx="http://schemas.microsoft.com/office/drawing/2014/chartex" xmlns:mc="http://schemas.openxmlformats.org/markup-compatibility/2006" xmlns:o="urn:schemas-microsoft-com:office:office" xmlns:r="http://schemas.openxmlformats.org/officeDocument/2006/relationships" xmlns:m="http://schemas.openxmlformats.org/officeDocument/2006/math" xmlns:v="urn:schemas-microsoft-com:vml" xmlns:wp14="http://schemas.microsoft.com/office/word/2010/wordprocessingDrawing" xmlns:wp="http://schemas.openxmlformats.org/drawingml/2006/wordprocessingDrawing" xmlns:w10="urn:schemas-microsoft-com:office:word" xmlns:w="http://schemas.openxmlformats.org/wordprocessingml/2006/main" xmlns:w14="http://schemas.microsoft.com/office/word/2010/wordml" xmlns:w15="http://schemas.microsoft.com/office/word/2012/wordml" xmlns:w16se="http://schemas.microsoft.com/office/word/2015/wordml/symex" xmlns:wpg="http://schemas.microsoft.com/office/word/2010/wordprocessingGroup" xmlns:wpi="http://schemas.microsoft.com/office/word/2010/wordprocessingInk" xmlns:wne="http://schemas.microsoft.com/office/word/2006/wordml" xmlns:wps="http://schemas.microsoft.com/office/word/2010/wordprocessingShape" mc:Ignorable="w14 w15 w16se wp14">
   <w:abstractNum w:abstractNumId="0" w15:restartNumberingAfterBreak="0">
     <w:nsid w:val="0BAF5BDD"/>
     <w:multiLevelType w:val="multilevel"/>
